--- a/samples/synthesis/set_B/종합_초안.docx
+++ b/samples/synthesis/set_B/종합_초안.docx
@@ -60,7 +60,7 @@
     <w:p>
       <w:pPr>
         <w:spacing w:before="0" w:after="120" w:line="343" w:lineRule="auto"/>
-        <w:ind w:left="0"/>
+        <w:ind w:left="560" w:hanging="560"/>
         <w:jc w:val="left"/>
       </w:pPr>
       <w:r>
@@ -79,13 +79,24 @@
           <w:color w:val="000000"/>
           <w:sz w:val="28"/>
         </w:rPr>
-        <w:t>파일럿 : 2026. 7. 1 ~ 8. 29 (8주), 3개 팀 80명 (개발 인력 420명의 19%)</w:t>
+        <w:t xml:space="preserve">파일럿 : </w:t>
+      </w:r>
+      <w:r>
+        <w:rPr>
+          <w:rFonts w:ascii="바탕체" w:hAnsi="바탕체" w:eastAsia="바탕체"/>
+          <w:b/>
+          <w:color w:val="000000"/>
+          <w:spacing w:val="-14"/>
+          <w:sz w:val="28"/>
+        </w:rPr>
+        <w:t>2026. 7. 1 ~ 8. 29 (8주), 3개 팀 80명 (개발 인력 420명의 19%)</w:t>
       </w:r>
     </w:p>
     <w:p>
       <w:pPr>
-        <w:spacing w:before="0" w:after="120" w:line="343" w:lineRule="auto"/>
-        <w:ind w:left="0"/>
+        <w:keepNext/>
+        <w:spacing w:before="0" w:after="0" w:line="343" w:lineRule="auto"/>
+        <w:ind w:left="700" w:hanging="700"/>
         <w:jc w:val="left"/>
       </w:pPr>
       <w:r>
@@ -102,7 +113,30 @@
           <w:color w:val="000000"/>
           <w:sz w:val="28"/>
         </w:rPr>
-        <w:t>작업 완료 시간 평균 18% 단축 (신규 기능 24%, 버그 수정 12%, 테스트 코드 작성 31%)</w:t>
+        <w:t>작업 완료 시간 평균 18% 단축 (신규 기능 24%, 버그 수정 12%,</w:t>
+      </w:r>
+    </w:p>
+    <w:p>
+      <w:pPr>
+        <w:spacing w:before="0" w:after="120" w:line="343" w:lineRule="auto"/>
+        <w:ind w:left="700" w:hanging="700"/>
+        <w:jc w:val="left"/>
+      </w:pPr>
+      <w:r>
+        <w:rPr>
+          <w:rFonts w:ascii="바탕체" w:hAnsi="바탕체" w:eastAsia="바탕체"/>
+          <w:color w:val="000000"/>
+          <w:sz w:val="28"/>
+        </w:rPr>
+        <w:t xml:space="preserve">     </w:t>
+      </w:r>
+      <w:r>
+        <w:rPr>
+          <w:rFonts w:ascii="바탕체" w:hAnsi="바탕체" w:eastAsia="바탕체"/>
+          <w:color w:val="000000"/>
+          <w:sz w:val="28"/>
+        </w:rPr>
+        <w:t>테스트 코드 작성 31%)</w:t>
       </w:r>
     </w:p>
     <w:p>
@@ -131,7 +165,7 @@
     <w:p>
       <w:pPr>
         <w:spacing w:before="0" w:after="360" w:line="343" w:lineRule="auto"/>
-        <w:ind w:left="0"/>
+        <w:ind w:left="700" w:hanging="700"/>
         <w:jc w:val="left"/>
       </w:pPr>
       <w:r>
@@ -146,6 +180,7 @@
         <w:rPr>
           <w:rFonts w:ascii="바탕체" w:hAnsi="바탕체" w:eastAsia="바탕체"/>
           <w:color w:val="000000"/>
+          <w:spacing w:val="-6"/>
           <w:sz w:val="28"/>
         </w:rPr>
         <w:t>만족도 5점 만점 4.1점, 지속 사용 의향 88%, 주 3회 이상 사용자 78%</w:t>
@@ -153,8 +188,9 @@
     </w:p>
     <w:p>
       <w:pPr>
-        <w:spacing w:before="0" w:after="120" w:line="343" w:lineRule="auto"/>
-        <w:ind w:left="0"/>
+        <w:keepNext/>
+        <w:spacing w:before="0" w:after="0" w:line="343" w:lineRule="auto"/>
+        <w:ind w:left="560" w:hanging="560"/>
         <w:jc w:val="left"/>
       </w:pPr>
       <w:r>
@@ -173,7 +209,32 @@
           <w:color w:val="000000"/>
           <w:sz w:val="28"/>
         </w:rPr>
-        <w:t>보안심사 : 10월 초 완료, 핵심 알고리즘 및 고객 데이터 저장소는 전송 제외 조건으로 승인</w:t>
+        <w:t>보안심사 : 10월 초 완료, 핵심 알고리즘 및 고객 데이터 저장소는</w:t>
+      </w:r>
+    </w:p>
+    <w:p>
+      <w:pPr>
+        <w:spacing w:before="0" w:after="120" w:line="343" w:lineRule="auto"/>
+        <w:ind w:left="560" w:hanging="560"/>
+        <w:jc w:val="left"/>
+      </w:pPr>
+      <w:r>
+        <w:rPr>
+          <w:rFonts w:ascii="바탕체" w:hAnsi="바탕체" w:eastAsia="바탕체"/>
+          <w:b/>
+          <w:color w:val="000000"/>
+          <w:sz w:val="28"/>
+        </w:rPr>
+        <w:t xml:space="preserve">    </w:t>
+      </w:r>
+      <w:r>
+        <w:rPr>
+          <w:rFonts w:ascii="바탕체" w:hAnsi="바탕체" w:eastAsia="바탕체"/>
+          <w:b/>
+          <w:color w:val="000000"/>
+          <w:sz w:val="28"/>
+        </w:rPr>
+        <w:t>전송 제외 조건으로 승인</w:t>
       </w:r>
     </w:p>
     <w:p>
@@ -274,8 +335,9 @@
     </w:p>
     <w:p>
       <w:pPr>
-        <w:spacing w:before="0" w:after="120" w:line="343" w:lineRule="auto"/>
-        <w:ind w:left="0"/>
+        <w:keepNext/>
+        <w:spacing w:before="0" w:after="0" w:line="343" w:lineRule="auto"/>
+        <w:ind w:left="560" w:hanging="560"/>
         <w:jc w:val="left"/>
       </w:pPr>
       <w:r>
@@ -294,7 +356,32 @@
           <w:color w:val="000000"/>
           <w:sz w:val="28"/>
         </w:rPr>
-        <w:t>보안 : 사내 소스 외부 전송 우려 설문 응답자의 41%, 파일럿 중 보안 관련 지적 3건 증가</w:t>
+        <w:t>보안 : 사내 소스 외부 전송 우려 설문 응답자의 41%,</w:t>
+      </w:r>
+    </w:p>
+    <w:p>
+      <w:pPr>
+        <w:spacing w:before="0" w:after="120" w:line="343" w:lineRule="auto"/>
+        <w:ind w:left="560" w:hanging="560"/>
+        <w:jc w:val="left"/>
+      </w:pPr>
+      <w:r>
+        <w:rPr>
+          <w:rFonts w:ascii="바탕체" w:hAnsi="바탕체" w:eastAsia="바탕체"/>
+          <w:b/>
+          <w:color w:val="000000"/>
+          <w:sz w:val="28"/>
+        </w:rPr>
+        <w:t xml:space="preserve">    </w:t>
+      </w:r>
+      <w:r>
+        <w:rPr>
+          <w:rFonts w:ascii="바탕체" w:hAnsi="바탕체" w:eastAsia="바탕체"/>
+          <w:b/>
+          <w:color w:val="000000"/>
+          <w:sz w:val="28"/>
+        </w:rPr>
+        <w:t>파일럿 중 보안 관련 지적 3건 증가</w:t>
       </w:r>
     </w:p>
     <w:p>
@@ -367,9 +454,9 @@
         <w:tblLook w:firstColumn="1" w:firstRow="1" w:lastColumn="0" w:lastRow="0" w:noHBand="0" w:noVBand="1" w:val="04A0"/>
       </w:tblPr>
       <w:tblGrid>
-        <w:gridCol w:w="1228"/>
-        <w:gridCol w:w="4205"/>
-        <w:gridCol w:w="4205"/>
+        <w:gridCol w:w="1283"/>
+        <w:gridCol w:w="4178"/>
+        <w:gridCol w:w="4178"/>
       </w:tblGrid>
       <w:tr>
         <w:trPr>
@@ -379,7 +466,7 @@
         </w:trPr>
         <w:tc>
           <w:tcPr>
-            <w:tcW w:type="dxa" w:w="1228"/>
+            <w:tcW w:type="dxa" w:w="1283"/>
             <w:tcBorders>
               <w:bottom w:val="single" w:sz="12" w:space="0" w:color="000000"/>
             </w:tcBorders>
@@ -403,7 +490,7 @@
         </w:tc>
         <w:tc>
           <w:tcPr>
-            <w:tcW w:type="dxa" w:w="4205"/>
+            <w:tcW w:type="dxa" w:w="4178"/>
             <w:tcBorders>
               <w:bottom w:val="single" w:sz="12" w:space="0" w:color="000000"/>
             </w:tcBorders>
@@ -427,7 +514,7 @@
         </w:tc>
         <w:tc>
           <w:tcPr>
-            <w:tcW w:type="dxa" w:w="4205"/>
+            <w:tcW w:type="dxa" w:w="4178"/>
             <w:tcBorders>
               <w:bottom w:val="single" w:sz="12" w:space="0" w:color="000000"/>
             </w:tcBorders>
@@ -457,7 +544,7 @@
         </w:trPr>
         <w:tc>
           <w:tcPr>
-            <w:tcW w:type="dxa" w:w="1228"/>
+            <w:tcW w:type="dxa" w:w="1283"/>
             <w:tcBorders>
               <w:top w:val="single" w:sz="12" w:space="0" w:color="000000"/>
             </w:tcBorders>
@@ -481,7 +568,7 @@
         </w:tc>
         <w:tc>
           <w:tcPr>
-            <w:tcW w:type="dxa" w:w="4205"/>
+            <w:tcW w:type="dxa" w:w="4178"/>
             <w:tcBorders>
               <w:top w:val="single" w:sz="12" w:space="0" w:color="000000"/>
             </w:tcBorders>
@@ -504,7 +591,7 @@
         </w:tc>
         <w:tc>
           <w:tcPr>
-            <w:tcW w:type="dxa" w:w="4205"/>
+            <w:tcW w:type="dxa" w:w="4178"/>
             <w:tcBorders>
               <w:top w:val="single" w:sz="12" w:space="0" w:color="000000"/>
             </w:tcBorders>
@@ -533,7 +620,7 @@
         </w:trPr>
         <w:tc>
           <w:tcPr>
-            <w:tcW w:type="dxa" w:w="1228"/>
+            <w:tcW w:type="dxa" w:w="1283"/>
             <w:vAlign w:val="center"/>
           </w:tcPr>
           <w:p>
@@ -554,7 +641,7 @@
         </w:tc>
         <w:tc>
           <w:tcPr>
-            <w:tcW w:type="dxa" w:w="4205"/>
+            <w:tcW w:type="dxa" w:w="4178"/>
             <w:vAlign w:val="center"/>
           </w:tcPr>
           <w:p>
@@ -574,7 +661,7 @@
         </w:tc>
         <w:tc>
           <w:tcPr>
-            <w:tcW w:type="dxa" w:w="4205"/>
+            <w:tcW w:type="dxa" w:w="4178"/>
             <w:vAlign w:val="center"/>
           </w:tcPr>
           <w:p>
@@ -600,7 +687,7 @@
         </w:trPr>
         <w:tc>
           <w:tcPr>
-            <w:tcW w:type="dxa" w:w="1228"/>
+            <w:tcW w:type="dxa" w:w="1283"/>
             <w:vAlign w:val="center"/>
           </w:tcPr>
           <w:p>
@@ -621,7 +708,7 @@
         </w:tc>
         <w:tc>
           <w:tcPr>
-            <w:tcW w:type="dxa" w:w="4205"/>
+            <w:tcW w:type="dxa" w:w="4178"/>
             <w:vAlign w:val="center"/>
           </w:tcPr>
           <w:p>
@@ -641,7 +728,7 @@
         </w:tc>
         <w:tc>
           <w:tcPr>
-            <w:tcW w:type="dxa" w:w="4205"/>
+            <w:tcW w:type="dxa" w:w="4178"/>
             <w:vAlign w:val="center"/>
           </w:tcPr>
           <w:p>
@@ -667,7 +754,7 @@
         </w:trPr>
         <w:tc>
           <w:tcPr>
-            <w:tcW w:type="dxa" w:w="1228"/>
+            <w:tcW w:type="dxa" w:w="1283"/>
             <w:vAlign w:val="center"/>
           </w:tcPr>
           <w:p>
@@ -688,7 +775,7 @@
         </w:tc>
         <w:tc>
           <w:tcPr>
-            <w:tcW w:type="dxa" w:w="4205"/>
+            <w:tcW w:type="dxa" w:w="4178"/>
             <w:vAlign w:val="center"/>
           </w:tcPr>
           <w:p>
@@ -708,7 +795,7 @@
         </w:tc>
         <w:tc>
           <w:tcPr>
-            <w:tcW w:type="dxa" w:w="4205"/>
+            <w:tcW w:type="dxa" w:w="4178"/>
             <w:vAlign w:val="center"/>
           </w:tcPr>
           <w:p>
@@ -731,7 +818,7 @@
     <w:p>
       <w:pPr>
         <w:spacing w:before="120" w:after="120" w:line="343" w:lineRule="auto"/>
-        <w:ind w:left="0"/>
+        <w:ind w:left="480" w:hanging="480"/>
         <w:jc w:val="left"/>
       </w:pPr>
       <w:r>
@@ -746,6 +833,7 @@
         <w:rPr>
           <w:rFonts w:ascii="바탕체" w:hAnsi="바탕체" w:eastAsia="바탕체"/>
           <w:color w:val="000000"/>
+          <w:spacing w:val="-12"/>
           <w:sz w:val="24"/>
         </w:rPr>
         <w:t>※ 3년 누적 기준 약 233석을 넘으면 2안이 유리 (2안 운영비가 석수와 무관하다는 가정)</w:t>
@@ -803,8 +891,9 @@
     </w:p>
     <w:p>
       <w:pPr>
-        <w:spacing w:before="0" w:after="120" w:line="343" w:lineRule="auto"/>
-        <w:ind w:left="0"/>
+        <w:keepNext/>
+        <w:spacing w:before="0" w:after="0" w:line="343" w:lineRule="auto"/>
+        <w:ind w:left="700" w:hanging="700"/>
         <w:jc w:val="left"/>
       </w:pPr>
       <w:r>
@@ -821,13 +910,36 @@
           <w:color w:val="000000"/>
           <w:sz w:val="28"/>
         </w:rPr>
-        <w:t>1단계 (2026년 4분기) : 150석, 개발 인력의 약 36%, 연 4.5억원 (4분기 반영분 1.1억원)</w:t>
+        <w:t>1단계 (2026년 4분기) : 150석, 개발 인력의 약 36%,</w:t>
       </w:r>
     </w:p>
     <w:p>
       <w:pPr>
         <w:spacing w:before="0" w:after="120" w:line="343" w:lineRule="auto"/>
-        <w:ind w:left="0"/>
+        <w:ind w:left="700" w:hanging="700"/>
+        <w:jc w:val="left"/>
+      </w:pPr>
+      <w:r>
+        <w:rPr>
+          <w:rFonts w:ascii="바탕체" w:hAnsi="바탕체" w:eastAsia="바탕체"/>
+          <w:color w:val="000000"/>
+          <w:sz w:val="28"/>
+        </w:rPr>
+        <w:t xml:space="preserve">     </w:t>
+      </w:r>
+      <w:r>
+        <w:rPr>
+          <w:rFonts w:ascii="바탕체" w:hAnsi="바탕체" w:eastAsia="바탕체"/>
+          <w:color w:val="000000"/>
+          <w:sz w:val="28"/>
+        </w:rPr>
+        <w:t>연 4.5억원 (4분기 반영분 1.1억원)</w:t>
+      </w:r>
+    </w:p>
+    <w:p>
+      <w:pPr>
+        <w:spacing w:before="0" w:after="120" w:line="343" w:lineRule="auto"/>
+        <w:ind w:left="700" w:hanging="700"/>
         <w:jc w:val="left"/>
       </w:pPr>
       <w:r>
@@ -842,6 +954,7 @@
         <w:rPr>
           <w:rFonts w:ascii="바탕체" w:hAnsi="바탕체" w:eastAsia="바탕체"/>
           <w:color w:val="000000"/>
+          <w:spacing w:val="-18"/>
           <w:sz w:val="28"/>
         </w:rPr>
         <w:t>2단계 (2027년 상반기) : 300석, 연 9.0억원, 레거시 지원 범위 확인 후 결정</w:t>
@@ -872,8 +985,9 @@
     </w:p>
     <w:p>
       <w:pPr>
-        <w:spacing w:before="0" w:after="360" w:line="343" w:lineRule="auto"/>
-        <w:ind w:left="0"/>
+        <w:keepNext/>
+        <w:spacing w:before="0" w:after="0" w:line="343" w:lineRule="auto"/>
+        <w:ind w:left="700" w:hanging="700"/>
         <w:jc w:val="left"/>
       </w:pPr>
       <w:r>
@@ -890,13 +1004,36 @@
           <w:color w:val="000000"/>
           <w:sz w:val="28"/>
         </w:rPr>
-        <w:t>3단계 (2027년 하반기 이후) : 420석 전체 확대, 방식은 재비교 결과에 따라 결정</w:t>
+        <w:t>3단계 (2027년 하반기 이후) : 420석 전체 확대,</w:t>
+      </w:r>
+    </w:p>
+    <w:p>
+      <w:pPr>
+        <w:spacing w:before="0" w:after="360" w:line="343" w:lineRule="auto"/>
+        <w:ind w:left="700" w:hanging="700"/>
+        <w:jc w:val="left"/>
+      </w:pPr>
+      <w:r>
+        <w:rPr>
+          <w:rFonts w:ascii="바탕체" w:hAnsi="바탕체" w:eastAsia="바탕체"/>
+          <w:color w:val="000000"/>
+          <w:sz w:val="28"/>
+        </w:rPr>
+        <w:t xml:space="preserve">     </w:t>
+      </w:r>
+      <w:r>
+        <w:rPr>
+          <w:rFonts w:ascii="바탕체" w:hAnsi="바탕체" w:eastAsia="바탕체"/>
+          <w:color w:val="000000"/>
+          <w:sz w:val="28"/>
+        </w:rPr>
+        <w:t>방식은 재비교 결과에 따라 결정</w:t>
       </w:r>
     </w:p>
     <w:p>
       <w:pPr>
         <w:spacing w:before="0" w:after="120" w:line="343" w:lineRule="auto"/>
-        <w:ind w:left="0"/>
+        <w:ind w:left="560" w:hanging="560"/>
         <w:jc w:val="left"/>
       </w:pPr>
       <w:r>
@@ -915,7 +1052,17 @@
           <w:color w:val="000000"/>
           <w:sz w:val="28"/>
         </w:rPr>
-        <w:t>기대 효과 : 420명 전체에 18% 단축 가정 시 연간 약 76명분 시간 확보</w:t>
+        <w:t xml:space="preserve">기대 효과 : </w:t>
+      </w:r>
+      <w:r>
+        <w:rPr>
+          <w:rFonts w:ascii="바탕체" w:hAnsi="바탕체" w:eastAsia="바탕체"/>
+          <w:b/>
+          <w:color w:val="000000"/>
+          <w:spacing w:val="-6"/>
+          <w:sz w:val="28"/>
+        </w:rPr>
+        <w:t>420명 전체에 18% 단축 가정 시 연간 약 76명분 시간 확보</w:t>
       </w:r>
     </w:p>
     <w:p>
@@ -945,8 +1092,9 @@
     </w:p>
     <w:p>
       <w:pPr>
-        <w:spacing w:before="0" w:after="120" w:line="343" w:lineRule="auto"/>
-        <w:ind w:left="0"/>
+        <w:keepNext/>
+        <w:spacing w:before="0" w:after="0" w:line="343" w:lineRule="auto"/>
+        <w:ind w:left="700" w:hanging="700"/>
         <w:jc w:val="left"/>
       </w:pPr>
       <w:r>
@@ -963,7 +1111,30 @@
           <w:color w:val="000000"/>
           <w:sz w:val="28"/>
         </w:rPr>
-        <w:t>2단계는 2027년 2월 중 성과 점검 후 재상정 (점검 기준 : 단축률 15% 이상 유지, 보안 점검 이탈 0건)</w:t>
+        <w:t>2단계는 2027년 2월 중 성과 점검 후 재상정 (점검 기준 : 단축률</w:t>
+      </w:r>
+    </w:p>
+    <w:p>
+      <w:pPr>
+        <w:spacing w:before="0" w:after="120" w:line="343" w:lineRule="auto"/>
+        <w:ind w:left="700" w:hanging="700"/>
+        <w:jc w:val="left"/>
+      </w:pPr>
+      <w:r>
+        <w:rPr>
+          <w:rFonts w:ascii="바탕체" w:hAnsi="바탕체" w:eastAsia="바탕체"/>
+          <w:color w:val="000000"/>
+          <w:sz w:val="28"/>
+        </w:rPr>
+        <w:t xml:space="preserve">     </w:t>
+      </w:r>
+      <w:r>
+        <w:rPr>
+          <w:rFonts w:ascii="바탕체" w:hAnsi="바탕체" w:eastAsia="바탕체"/>
+          <w:color w:val="000000"/>
+          <w:sz w:val="28"/>
+        </w:rPr>
+        <w:t>15% 이상 유지, 보안 점검 이탈 0건)</w:t>
       </w:r>
     </w:p>
     <w:p>
